--- a/dist/SUBMISSION_FINAL/Thesis_LuanAn/chuong_2_tong_quan_tai_lieu.docx
+++ b/dist/SUBMISSION_FINAL/Thesis_LuanAn/chuong_2_tong_quan_tai_lieu.docx
@@ -1034,7 +1034,7 @@
         <w:pStyle w:val="BodyText"/>
       </w:pPr>
       <w:r>
-        <w:t xml:space="preserve">Nhóm VI, đảo nhỏ Thái Bình Dương (Pacific SIDS), gồm các quốc đảo nhỏ đang phát triển (Small Island Developing States, SIDS) như Fiji, Papua New Guinea, Solomon Islands, Tonga, Vanuatu, Samoa và Kiribati. Đặc trưng là dân số rất nhỏ, cô lập địa lý xa các trung tâm thương mại, phụ thuộc nặng vào viện trợ và kiều hối theo mô hình MIRAB (Bertram, 2006), và chi phí hậu cần cực cao.</w:t>
+        <w:t xml:space="preserve">Nhóm VI, đảo nhỏ Thái Bình Dương (Pacific and Indian Ocean SIDS), gồm các quốc đảo nhỏ đang phát triển (Small Island Developing States, SIDS) như Fiji, Papua New Guinea, Solomon Islands, Tonga, Vanuatu, Samoa và Kiribati. Đặc trưng là dân số rất nhỏ, cô lập địa lý xa các trung tâm thương mại, phụ thuộc nặng vào viện trợ và kiều hối theo mô hình MIRAB (Bertram, 2006), và chi phí hậu cần cực cao.</w:t>
       </w:r>
     </w:p>
     <w:p>
@@ -1884,7 +1884,7 @@
         <w:pStyle w:val="BodyText"/>
       </w:pPr>
       <w:r>
-        <w:t xml:space="preserve">Do và Phan (2026a) hiện là một trong những nghiên cứu thực nghiệm đa quốc gia quy mô lớn nhất về I-P trong bối cảnh châu Á mới nổi, phân tích khoảng 40.633 doanh nghiệp từ 17 nền kinh tế châu Á trên dữ liệu WBES. Nghiên cứu này tìm thấy hai điều. Một là có sự phân tầng năng suất rõ rệt giữa các nhóm nền kinh tế, phản ánh dị biệt về thể chế và năng lực. Hai là việc áp dụng công nghệ vừa trực tiếp nâng năng suất lao động, vừa làm dịu đáng kể tác động bất lợi của các rào cản thể chế, một phát hiện có thể gọi là hiệu ứng thay thế số cho thể chế. Các nghiên cứu đơn quốc gia đồng hành làm sắc nét thêm bức tranh này. Trên dữ liệu Việt Nam (Việt Nam), quan hệ chữ U ngược được xác nhận trong cả ba sóng khảo sát 2009, 2015 và 2023, với điểm uốn cụm quanh 39-46% FSTS, một dải bền vững xuyên 14 năm; điều đáng chú ý là tính phi tuyến này chủ yếu phản ánh hiệu ứng biên tham gia, tức bước nhảy năng suất khi doanh nghiệp chuyển từ không xuất khẩu sang xuất khẩu, bởi khi giới hạn mẫu vào riêng nhóm doanh nghiệp xuất khẩu thì số hạng bình phương mất ý nghĩa thống kê. Trên dữ liệu Trung Quốc (Trung Quốc), quan hệ chữ U ngược bền vững về cấu trúc, với điểm uốn 49,4% năm 2012 và 47,2% năm 2024, và kiểm định Paternoster không bác bỏ giả thuyết hai điểm uốn bằng nhau. Trên dữ liệu Singapore (Singapore), quan hệ chủ yếu dương với điểm uốn hàm ý rất muộn ở khoảng 82% FSTS, nhất quán với lợi ích gần như đơn điệu trong một nền kinh tế thể chế mạnh và bão hòa số.</w:t>
+        <w:t xml:space="preserve">Do và Phan (2026a) hiện là một trong những nghiên cứu thực nghiệm đa quốc gia quy mô lớn nhất về I-P trong bối cảnh châu Á mới nổi, phân tích khoảng 40.633 doanh nghiệp từ 17 nền kinh tế châu Á trên dữ liệu WBES. Nghiên cứu này tìm thấy hai điều. Một là có sự phân tầng năng suất rõ rệt giữa các nhóm nền kinh tế, phản ánh dị biệt về thể chế và năng lực. Hai là việc áp dụng công nghệ vừa trực tiếp nâng năng suất lao động, vừa làm dịu đáng kể tác động bất lợi của các rào cản thể chế, một phát hiện có thể gọi là hiệu ứng thay thế số cho thể chế. Các nghiên cứu đơn quốc gia đồng hành làm sắc nét thêm bức tranh này. Trên dữ liệu Việt Nam (Việt Nam), quan hệ chữ U ngược được xác nhận trong cả ba sóng khảo sát 2009, 2015 và 2023, với điểm uốn cụm quanh 39-46% FSTS, một dải bền vững xuyên 14 năm; điều cụ thể tính phi tuyến này chủ yếu phản ánh hiệu ứng biên tham gia, tức bước nhảy năng suất khi doanh nghiệp chuyển từ không xuất khẩu sang xuất khẩu, bởi khi giới hạn mẫu vào riêng nhóm doanh nghiệp xuất khẩu thì số hạng bình phương mất ý nghĩa thống kê. Trên dữ liệu Trung Quốc (Trung Quốc), quan hệ chữ U ngược bền vững về cấu trúc, với điểm uốn 49,4% năm 2012 và 47,2% năm 2024, và kiểm định Paternoster không bác bỏ giả thuyết hai điểm uốn bằng nhau. Trên dữ liệu Singapore (Singapore), quan hệ chủ yếu dương với điểm uốn hàm ý rất muộn ở khoảng 82% FSTS, nhất quán với lợi ích gần như đơn điệu trong một nền kinh tế thể chế mạnh và bão hòa số.</w:t>
       </w:r>
     </w:p>
     <w:p>
@@ -2063,7 +2063,7 @@
           <wp:inline>
             <wp:extent cx="5753100" cy="3860884"/>
             <wp:effectExtent b="0" l="0" r="0" t="0"/>
-            <wp:docPr descr="Hình 2.1: Mô hình khái niệm thống nhất — CDCM" title="" id="43" name="Picture"/>
+            <wp:docPr descr="Hình 2.1: Mô hình khái niệm thống nhất, CDCM" title="" id="43" name="Picture"/>
             <a:graphic>
               <a:graphicData uri="http://schemas.openxmlformats.org/drawingml/2006/picture">
                 <pic:pic>
@@ -2106,7 +2106,7 @@
         <w:pStyle w:val="ImageCaption"/>
       </w:pPr>
       <w:r>
-        <w:t xml:space="preserve">Hình 2.1: Mô hình khái niệm thống nhất — CDCM</w:t>
+        <w:t xml:space="preserve">Hình 2.1: Mô hình khái niệm thống nhất, CDCM</w:t>
       </w:r>
     </w:p>
     <w:p>
@@ -2138,7 +2138,7 @@
         <w:t xml:space="preserve"> </w:t>
       </w:r>
       <w:r>
-        <w:t xml:space="preserve">= ,049). Kiểm soát Bậc trên (H4) đặc điểm nhà quản trị đưa vào như biến kiểm soát quản trị nội sinh.</w:t>
+        <w:t xml:space="preserve">=,049). Kiểm soát Bậc trên (H4) đặc điểm nhà quản trị đưa vào như biến kiểm soát quản trị nội sinh.</w:t>
       </w:r>
       <w:r>
         <w:t xml:space="preserve"> </w:t>

--- a/dist/SUBMISSION_FINAL/Thesis_LuanAn/chuong_2_tong_quan_tai_lieu.docx
+++ b/dist/SUBMISSION_FINAL/Thesis_LuanAn/chuong_2_tong_quan_tai_lieu.docx
@@ -2036,7 +2036,7 @@
           <w:bCs/>
           <w:b/>
         </w:rPr>
-        <w:t xml:space="preserve">Mô hình Năng lực và Chấp nhận Số Phụ thuộc Bối cảnh (Context-Contingent Digital-and-Capability Model, CDCM)</w:t>
+        <w:t xml:space="preserve">Mô hình Năng lực số Phụ thuộc Bối cảnh (Context-Contingent Digital Capability Model, CDCM)</w:t>
       </w:r>
       <w:r>
         <w:t xml:space="preserve"> </w:t>
@@ -2058,7 +2058,7 @@
         <w:t xml:space="preserve"> </w:t>
       </w:r>
       <w:r>
-        <w:t xml:space="preserve">(observable signature) của mismatch trong điều kiện số hóa, đặc biệt qua vai trò điều kiện hoặc thay thế của năng lực số ở cấp doanh nghiệp. Việc xếp ba khung theo logic phân tầng này tránh tình trạng để chúng vận hành song song mà không rõ ranh giới và tạo ra một trục giải thích thống nhất cho toàn bộ portfolio nghiên cứu của luận án.</w:t>
+        <w:t xml:space="preserve">(observable signature) của mismatch trong điều kiện số hóa, đặc biệt qua vai trò điều kiện hoặc thay thế của năng lực số ở cấp doanh nghiệp. Việc xếp ba khung theo logic phân tầng này tránh tình trạng để chúng vận hành song song mà không rõ ranh giới, đồng thời cung cấp một trục giải thích thống nhất xuyên suốt portfolio nghiên cứu.</w:t>
       </w:r>
     </w:p>
     <w:bookmarkStart w:id="41" w:name="cimt-làm-cơ-chế-lý-thuyết-bao-trùm"/>
@@ -2218,7 +2218,7 @@
         <w:t xml:space="preserve"> </w:t>
       </w:r>
       <w:r>
-        <w:t xml:space="preserve">(middle-range) (Merton, 1968) dựa trên việc tổng hợp các trực giác cốt lõi từ lý thuyết thể chế, quan điểm năng lực và nghiên cứu về số hóa doanh nghiệp. Cách tiếp cận này phù hợp với tiêu chuẩn của Whetten (1989) về cấu phần đóng góp lý thuyết (what / how / why / when–where–who) và tiêu chuẩn của Corley và Gioia (2011) về originality–utility: CIMT không tuyên bố thay thế RBV hay lý thuyết thể chế, mà nhằm giải thích một lớp hiện tượng cụ thể — sự dịch chuyển của tối ưu I-P khi năng lực và thể chế lệch pha trong các bối cảnh châu Á.</w:t>
+        <w:t xml:space="preserve">(middle-range) (Merton, 1968) dựa trên việc tổng hợp các trực giác cốt lõi từ lý thuyết thể chế, quan điểm năng lực và nghiên cứu về số hóa doanh nghiệp. Cách tiếp cận này phù hợp với tiêu chuẩn của Whetten (1989) về cấu phần đóng góp lý thuyết (what / how / why / when–where–who) và tiêu chuẩn của Corley và Gioia (2011) về originality–utility: CIMT không tuyên bố thay thế RBV hay lý thuyết thể chế, mà nhằm giải thích một lớp hiện tượng cụ thể: sự dịch chuyển của tối ưu I-P khi năng lực và thể chế lệch pha trong các bối cảnh châu Á.</w:t>
       </w:r>
       <w:r>
         <w:t xml:space="preserve"> </w:t>
@@ -2405,7 +2405,7 @@
         <w:pStyle w:val="FirstParagraph"/>
       </w:pPr>
       <w:r>
-        <w:t xml:space="preserve">Một đóng góp quan trọng của portfolio này là cho thấy năng lực số</w:t>
+        <w:t xml:space="preserve">Bằng chứng trong portfolio cho thấy năng lực số</w:t>
       </w:r>
       <w:r>
         <w:t xml:space="preserve"> </w:t>
@@ -2421,7 +2421,7 @@
         <w:t xml:space="preserve"> </w:t>
       </w:r>
       <w:r>
-        <w:t xml:space="preserve">vận hành như một premium đồng đều cho mọi doanh nghiệp và trong mọi bối cảnh. Thay vào đó, tác động của năng lực số đối với mối quan hệ I-P có tính điều kiện, phụ thuộc vào cả cường độ quốc tế hóa lẫn cấu hình thể chế mà doanh nghiệp đối mặt. Chính vì vậy, trong luận án này, CDCM</w:t>
+        <w:t xml:space="preserve">vận hành như một premium đồng đều cho mọi doanh nghiệp và trong mọi bối cảnh. Tác động của năng lực số đối với mối quan hệ I-P có tính điều kiện, phụ thuộc vào cả cường độ quốc tế hóa lẫn cấu hình thể chế mà doanh nghiệp đối mặt. Vì vậy, trong luận án này, CDCM</w:t>
       </w:r>
       <w:r>
         <w:t xml:space="preserve"> </w:t>
@@ -2453,7 +2453,7 @@
         <w:t xml:space="preserve"> </w:t>
       </w:r>
       <w:r>
-        <w:t xml:space="preserve">(observable signature) ở cấp doanh nghiệp của logic mismatch được mô tả bởi CIMT — cụ thể là cơ chế</w:t>
+        <w:t xml:space="preserve">(observable signature) ở cấp doanh nghiệp của logic mismatch được mô tả bởi CIMT, cụ thể là cơ chế</w:t>
       </w:r>
       <w:r>
         <w:t xml:space="preserve"> </w:t>
@@ -2498,7 +2498,7 @@
         <w:t xml:space="preserve">tăng cường</w:t>
       </w:r>
       <w:r>
-        <w:t xml:space="preserve">. Phần bài báo capstone đa quốc gia (P7) trong portfolio cho thấy tương tác DAI × ICRV (β = +0,052, p = ,049, M11) là bằng chứng kinh tế lượng cho cơ chế thay thế số cho thể chế — chính là observable signature của CIMT mà luận án này dự đoán.</w:t>
+        <w:t xml:space="preserve">. Phần bài báo capstone đa quốc gia (P7) trong portfolio cho thấy tương tác DAI × ICRV (β = +0,052, p = ,049, M11) là bằng chứng kinh tế lượng cho cơ chế thay thế số cho thể chế, chính là observable signature của CIMT mà luận án này dự đoán.</w:t>
       </w:r>
     </w:p>
     <w:p>
@@ -2996,14 +2996,14 @@
       <w:r>
         <w:drawing>
           <wp:inline>
-            <wp:extent cx="5753100" cy="3860884"/>
+            <wp:extent cx="5753100" cy="4264288"/>
             <wp:effectExtent b="0" l="0" r="0" t="0"/>
-            <wp:docPr descr="Hình 2.1: Mô hình khái niệm thống nhất, CDCM" title="" id="47" name="Picture"/>
+            <wp:docPr descr="Hình 2.1: Mô hình khái niệm thống nhất - khung phân tầng CIMT-ICRV-CDCM" title="" id="47" name="Picture"/>
             <a:graphic>
               <a:graphicData uri="http://schemas.openxmlformats.org/drawingml/2006/picture">
                 <pic:pic>
                   <pic:nvPicPr>
-                    <pic:cNvPr descr="figures/figure_conceptual_model_unified.png" id="48" name="Picture"/>
+                    <pic:cNvPr descr="figures/figure_conceptual_model_cimt_layered.png" id="48" name="Picture"/>
                     <pic:cNvPicPr>
                       <a:picLocks noChangeArrowheads="1" noChangeAspect="1"/>
                     </pic:cNvPicPr>
@@ -3017,7 +3017,7 @@
                   <pic:spPr bwMode="auto">
                     <a:xfrm>
                       <a:off x="0" y="0"/>
-                      <a:ext cx="5753100" cy="3860884"/>
+                      <a:ext cx="5753100" cy="4264288"/>
                     </a:xfrm>
                     <a:prstGeom prst="rect">
                       <a:avLst/>
@@ -3041,7 +3041,7 @@
         <w:pStyle w:val="ImageCaption"/>
       </w:pPr>
       <w:r>
-        <w:t xml:space="preserve">Hình 2.1: Mô hình khái niệm thống nhất, CDCM</w:t>
+        <w:t xml:space="preserve">Hình 2.1: Mô hình khái niệm thống nhất - khung phân tầng CIMT-ICRV-CDCM</w:t>
       </w:r>
     </w:p>
     <w:p>

--- a/dist/SUBMISSION_FINAL/Thesis_LuanAn/chuong_2_tong_quan_tai_lieu.docx
+++ b/dist/SUBMISSION_FINAL/Thesis_LuanAn/chuong_2_tong_quan_tai_lieu.docx
@@ -2996,7 +2996,7 @@
       <w:r>
         <w:drawing>
           <wp:inline>
-            <wp:extent cx="5753100" cy="4264288"/>
+            <wp:extent cx="5753100" cy="4213739"/>
             <wp:effectExtent b="0" l="0" r="0" t="0"/>
             <wp:docPr descr="Hình 2.1: Mô hình khái niệm thống nhất - khung phân tầng CIMT-ICRV-CDCM" title="" id="47" name="Picture"/>
             <a:graphic>
@@ -3017,7 +3017,7 @@
                   <pic:spPr bwMode="auto">
                     <a:xfrm>
                       <a:off x="0" y="0"/>
-                      <a:ext cx="5753100" cy="4264288"/>
+                      <a:ext cx="5753100" cy="4213739"/>
                     </a:xfrm>
                     <a:prstGeom prst="rect">
                       <a:avLst/>

--- a/dist/SUBMISSION_FINAL/Thesis_LuanAn/chuong_2_tong_quan_tai_lieu.docx
+++ b/dist/SUBMISSION_FINAL/Thesis_LuanAn/chuong_2_tong_quan_tai_lieu.docx
@@ -2996,7 +2996,7 @@
       <w:r>
         <w:drawing>
           <wp:inline>
-            <wp:extent cx="5753100" cy="4213739"/>
+            <wp:extent cx="5753100" cy="3451860"/>
             <wp:effectExtent b="0" l="0" r="0" t="0"/>
             <wp:docPr descr="Hình 2.1: Mô hình khái niệm thống nhất - khung phân tầng CIMT-ICRV-CDCM" title="" id="47" name="Picture"/>
             <a:graphic>
@@ -3017,7 +3017,7 @@
                   <pic:spPr bwMode="auto">
                     <a:xfrm>
                       <a:off x="0" y="0"/>
-                      <a:ext cx="5753100" cy="4213739"/>
+                      <a:ext cx="5753100" cy="3451860"/>
                     </a:xfrm>
                     <a:prstGeom prst="rect">
                       <a:avLst/>

--- a/dist/SUBMISSION_FINAL/Thesis_LuanAn/chuong_2_tong_quan_tai_lieu.docx
+++ b/dist/SUBMISSION_FINAL/Thesis_LuanAn/chuong_2_tong_quan_tai_lieu.docx
@@ -4151,7 +4151,8 @@
     <w:name w:val="Normal"/>
     <w:qFormat/>
     <w:pPr>
-      <w:spacing w:line="288" w:lineRule="auto"/>
+      <w:ind w:firstLine="567"/>
+      <w:spacing w:line="360" w:lineRule="auto"/>
       <w:jc w:val="both"/>
     </w:pPr>
     <w:rPr>
@@ -4165,7 +4166,7 @@
     <w:basedOn w:val="Normal"/>
     <w:link w:val="BodyTextChar"/>
     <w:pPr>
-      <w:spacing w:after="180" w:before="180" w:line="288" w:lineRule="auto"/>
+      <w:spacing w:after="180" w:before="180" w:line="360" w:lineRule="auto"/>
       <w:jc w:val="both"/>
     </w:pPr>
     <w:qFormat/>
@@ -4181,7 +4182,7 @@
     <w:next w:val="BodyText"/>
     <w:qFormat/>
     <w:pPr>
-      <w:spacing w:line="288" w:lineRule="auto"/>
+      <w:spacing w:line="360" w:lineRule="auto"/>
       <w:jc w:val="both"/>
     </w:pPr>
     <w:rPr>
@@ -4195,7 +4196,7 @@
     <w:basedOn w:val="BodyText"/>
     <w:qFormat/>
     <w:pPr>
-      <w:spacing w:after="36" w:before="36" w:line="288" w:lineRule="auto"/>
+      <w:spacing w:after="36" w:before="36" w:line="360" w:lineRule="auto"/>
       <w:jc w:val="both"/>
     </w:pPr>
     <w:rPr>
@@ -4212,7 +4213,7 @@
     <w:pPr>
       <w:keepNext/>
       <w:keepLines/>
-      <w:spacing w:after="240" w:before="480" w:line="288" w:lineRule="auto"/>
+      <w:spacing w:after="240" w:before="480" w:line="360" w:lineRule="auto"/>
       <w:jc w:val="both"/>
     </w:pPr>
     <w:rPr>
@@ -4232,7 +4233,7 @@
     <w:pPr>
       <w:keepNext/>
       <w:keepLines/>
-      <w:spacing w:after="240" w:before="240" w:line="288" w:lineRule="auto"/>
+      <w:spacing w:after="240" w:before="240" w:line="360" w:lineRule="auto"/>
       <w:jc w:val="both"/>
     </w:pPr>
     <w:rPr>
@@ -4249,7 +4250,7 @@
     <w:pPr>
       <w:keepNext/>
       <w:keepLines/>
-      <w:spacing w:line="288" w:lineRule="auto"/>
+      <w:spacing w:line="360" w:lineRule="auto"/>
       <w:jc w:val="both"/>
     </w:pPr>
     <w:rPr>
@@ -4265,7 +4266,7 @@
     <w:pPr>
       <w:keepNext/>
       <w:keepLines/>
-      <w:spacing w:line="288" w:lineRule="auto"/>
+      <w:spacing w:line="360" w:lineRule="auto"/>
       <w:jc w:val="both"/>
     </w:pPr>
     <w:rPr>
@@ -4283,7 +4284,7 @@
       <w:keepNext/>
       <w:keepLines/>
       <w:jc w:val="both"/>
-      <w:spacing w:after="0" w:before="300" w:line="288" w:lineRule="auto"/>
+      <w:spacing w:after="0" w:before="300" w:line="360" w:lineRule="auto"/>
     </w:pPr>
     <w:rPr>
       <w:color w:val="000000"/>
@@ -4301,7 +4302,7 @@
     <w:pPr>
       <w:keepNext/>
       <w:keepLines/>
-      <w:spacing w:after="300" w:before="100" w:line="288" w:lineRule="auto"/>
+      <w:spacing w:after="300" w:before="100" w:line="360" w:lineRule="auto"/>
       <w:jc w:val="both"/>
     </w:pPr>
     <w:rPr>
@@ -4317,7 +4318,7 @@
     <w:next w:val="Bibliography"/>
     <w:qFormat/>
     <w:pPr>
-      <w:spacing w:line="288" w:lineRule="auto"/>
+      <w:spacing w:line="360" w:lineRule="auto"/>
       <w:jc w:val="both"/>
     </w:pPr>
     <w:rPr>
@@ -4335,8 +4336,8 @@
     <w:pPr>
       <w:keepNext/>
       <w:keepLines/>
-      <w:spacing w:after="0" w:before="480" w:line="288" w:lineRule="auto"/>
-      <w:jc w:val="both"/>
+      <w:spacing w:after="0" w:before="480" w:line="360" w:lineRule="auto"/>
+      <w:jc w:val="center"/>
       <w:outlineLvl w:val="0"/>
     </w:pPr>
     <w:rPr>
@@ -4344,7 +4345,7 @@
       <w:b/>
       <w:bCs/>
       <w:color w:val="000000"/>
-      <w:sz w:val="26"/>
+      <w:sz w:val="32"/>
       <w:szCs w:val="32"/>
     </w:rPr>
   </w:style>
@@ -4358,7 +4359,7 @@
     <w:pPr>
       <w:keepNext/>
       <w:keepLines/>
-      <w:spacing w:after="0" w:before="200" w:line="288" w:lineRule="auto"/>
+      <w:spacing w:after="0" w:before="200" w:line="360" w:lineRule="auto"/>
       <w:jc w:val="both"/>
       <w:outlineLvl w:val="1"/>
     </w:pPr>
@@ -4367,7 +4368,7 @@
       <w:b/>
       <w:bCs/>
       <w:color w:val="000000"/>
-      <w:sz w:val="26"/>
+      <w:sz w:val="28"/>
       <w:szCs w:val="28"/>
     </w:rPr>
   </w:style>
@@ -4381,7 +4382,7 @@
     <w:pPr>
       <w:keepNext/>
       <w:keepLines/>
-      <w:spacing w:after="0" w:before="200" w:line="288" w:lineRule="auto"/>
+      <w:spacing w:after="0" w:before="200" w:line="360" w:lineRule="auto"/>
       <w:jc w:val="both"/>
       <w:outlineLvl w:val="2"/>
     </w:pPr>
@@ -4404,7 +4405,7 @@
     <w:pPr>
       <w:keepNext/>
       <w:keepLines/>
-      <w:spacing w:after="0" w:before="200" w:line="288" w:lineRule="auto"/>
+      <w:spacing w:after="0" w:before="200" w:line="360" w:lineRule="auto"/>
       <w:jc w:val="both"/>
       <w:outlineLvl w:val="3"/>
     </w:pPr>
@@ -4427,7 +4428,7 @@
     <w:pPr>
       <w:keepNext/>
       <w:keepLines/>
-      <w:spacing w:after="0" w:before="200" w:line="288" w:lineRule="auto"/>
+      <w:spacing w:after="0" w:before="200" w:line="360" w:lineRule="auto"/>
       <w:jc w:val="both"/>
       <w:outlineLvl w:val="4"/>
     </w:pPr>
@@ -4449,7 +4450,7 @@
     <w:pPr>
       <w:keepNext/>
       <w:keepLines/>
-      <w:spacing w:after="0" w:before="200" w:line="288" w:lineRule="auto"/>
+      <w:spacing w:after="0" w:before="200" w:line="360" w:lineRule="auto"/>
       <w:jc w:val="both"/>
       <w:outlineLvl w:val="5"/>
     </w:pPr>
@@ -4470,7 +4471,7 @@
     <w:pPr>
       <w:keepNext/>
       <w:keepLines/>
-      <w:spacing w:after="0" w:before="200" w:line="288" w:lineRule="auto"/>
+      <w:spacing w:after="0" w:before="200" w:line="360" w:lineRule="auto"/>
       <w:jc w:val="both"/>
       <w:outlineLvl w:val="6"/>
     </w:pPr>
@@ -4491,7 +4492,7 @@
     <w:pPr>
       <w:keepNext/>
       <w:keepLines/>
-      <w:spacing w:after="0" w:before="200" w:line="288" w:lineRule="auto"/>
+      <w:spacing w:after="0" w:before="200" w:line="360" w:lineRule="auto"/>
       <w:jc w:val="both"/>
       <w:outlineLvl w:val="7"/>
     </w:pPr>
@@ -4512,7 +4513,7 @@
     <w:pPr>
       <w:keepNext/>
       <w:keepLines/>
-      <w:spacing w:after="0" w:before="200" w:line="288" w:lineRule="auto"/>
+      <w:spacing w:after="0" w:before="200" w:line="360" w:lineRule="auto"/>
       <w:jc w:val="both"/>
       <w:outlineLvl w:val="8"/>
     </w:pPr>
@@ -4531,7 +4532,7 @@
     <w:unhideWhenUsed/>
     <w:qFormat/>
     <w:pPr>
-      <w:spacing w:after="100" w:before="100" w:line="288" w:lineRule="auto"/>
+      <w:spacing w:after="100" w:before="100" w:line="360" w:lineRule="auto"/>
       <w:ind w:firstLine="0" w:left="480" w:right="480"/>
       <w:jc w:val="both"/>
     </w:pPr>
@@ -4549,7 +4550,7 @@
     <w:unhideWhenUsed/>
     <w:qFormat/>
     <w:pPr>
-      <w:spacing w:line="288" w:lineRule="auto"/>
+      <w:spacing w:line="360" w:lineRule="auto"/>
       <w:jc w:val="both"/>
     </w:pPr>
     <w:rPr>
@@ -4575,7 +4576,7 @@
     <w:unhideWhenUsed/>
     <w:qFormat/>
     <w:pPr>
-      <w:spacing w:line="288" w:lineRule="auto"/>
+      <w:spacing w:line="360" w:lineRule="auto"/>
       <w:jc w:val="both"/>
     </w:pPr>
     <w:rPr>
@@ -4615,7 +4616,7 @@
     <w:pPr>
       <w:keepNext/>
       <w:keepLines/>
-      <w:spacing w:after="0" w:line="288" w:lineRule="auto"/>
+      <w:spacing w:after="0" w:line="360" w:lineRule="auto"/>
       <w:jc w:val="both"/>
     </w:pPr>
     <w:rPr>
@@ -4629,7 +4630,7 @@
     <w:name w:val="Definition"/>
     <w:basedOn w:val="Normal"/>
     <w:pPr>
-      <w:spacing w:line="288" w:lineRule="auto"/>
+      <w:spacing w:line="360" w:lineRule="auto"/>
       <w:jc w:val="both"/>
     </w:pPr>
     <w:rPr>
@@ -4643,7 +4644,7 @@
     <w:basedOn w:val="Normal"/>
     <w:link w:val="BodyTextChar"/>
     <w:pPr>
-      <w:spacing w:after="120" w:before="0" w:line="288" w:lineRule="auto"/>
+      <w:spacing w:after="120" w:before="0" w:line="360" w:lineRule="auto"/>
       <w:jc w:val="both"/>
     </w:pPr>
     <w:rPr>
@@ -4658,7 +4659,7 @@
     <w:basedOn w:val="Caption"/>
     <w:pPr>
       <w:keepNext/>
-      <w:spacing w:line="288" w:lineRule="auto"/>
+      <w:spacing w:line="360" w:lineRule="auto"/>
       <w:jc w:val="both"/>
     </w:pPr>
     <w:rPr>
@@ -4671,7 +4672,7 @@
     <w:name w:val="Image Caption"/>
     <w:basedOn w:val="Caption"/>
     <w:pPr>
-      <w:spacing w:line="288" w:lineRule="auto"/>
+      <w:spacing w:line="360" w:lineRule="auto"/>
       <w:jc w:val="both"/>
     </w:pPr>
     <w:rPr>
@@ -4684,7 +4685,7 @@
     <w:name w:val="Figure"/>
     <w:basedOn w:val="Normal"/>
     <w:pPr>
-      <w:spacing w:line="288" w:lineRule="auto"/>
+      <w:spacing w:line="360" w:lineRule="auto"/>
       <w:jc w:val="both"/>
     </w:pPr>
     <w:rPr>
@@ -4698,7 +4699,7 @@
     <w:basedOn w:val="Figure"/>
     <w:pPr>
       <w:keepNext/>
-      <w:spacing w:line="288" w:lineRule="auto"/>
+      <w:spacing w:line="360" w:lineRule="auto"/>
       <w:jc w:val="both"/>
     </w:pPr>
     <w:rPr>
@@ -4762,7 +4763,7 @@
     <w:unhideWhenUsed/>
     <w:qFormat/>
     <w:pPr>
-      <w:spacing w:before="240" w:line="288" w:lineRule="auto"/>
+      <w:spacing w:before="240" w:line="360" w:lineRule="auto"/>
       <w:jc w:val="both"/>
       <w:outlineLvl w:val="9"/>
     </w:pPr>

--- a/dist/SUBMISSION_FINAL/Thesis_LuanAn/chuong_2_tong_quan_tai_lieu.docx
+++ b/dist/SUBMISSION_FINAL/Thesis_LuanAn/chuong_2_tong_quan_tai_lieu.docx
@@ -4152,7 +4152,7 @@
     <w:qFormat/>
     <w:pPr>
       <w:ind w:firstLine="567"/>
-      <w:spacing w:line="360" w:lineRule="auto"/>
+      <w:spacing w:line="288" w:lineRule="auto"/>
       <w:jc w:val="both"/>
     </w:pPr>
     <w:rPr>
@@ -4166,7 +4166,7 @@
     <w:basedOn w:val="Normal"/>
     <w:link w:val="BodyTextChar"/>
     <w:pPr>
-      <w:spacing w:after="180" w:before="180" w:line="360" w:lineRule="auto"/>
+      <w:spacing w:after="180" w:before="180" w:line="288" w:lineRule="auto"/>
       <w:jc w:val="both"/>
     </w:pPr>
     <w:qFormat/>
@@ -4182,7 +4182,7 @@
     <w:next w:val="BodyText"/>
     <w:qFormat/>
     <w:pPr>
-      <w:spacing w:line="360" w:lineRule="auto"/>
+      <w:spacing w:line="288" w:lineRule="auto"/>
       <w:jc w:val="both"/>
     </w:pPr>
     <w:rPr>
@@ -4196,7 +4196,7 @@
     <w:basedOn w:val="BodyText"/>
     <w:qFormat/>
     <w:pPr>
-      <w:spacing w:after="36" w:before="36" w:line="360" w:lineRule="auto"/>
+      <w:spacing w:after="36" w:before="36" w:line="288" w:lineRule="auto"/>
       <w:jc w:val="both"/>
     </w:pPr>
     <w:rPr>
@@ -4213,7 +4213,7 @@
     <w:pPr>
       <w:keepNext/>
       <w:keepLines/>
-      <w:spacing w:after="240" w:before="480" w:line="360" w:lineRule="auto"/>
+      <w:spacing w:after="240" w:before="480" w:line="288" w:lineRule="auto"/>
       <w:jc w:val="both"/>
     </w:pPr>
     <w:rPr>
@@ -4233,7 +4233,7 @@
     <w:pPr>
       <w:keepNext/>
       <w:keepLines/>
-      <w:spacing w:after="240" w:before="240" w:line="360" w:lineRule="auto"/>
+      <w:spacing w:after="240" w:before="240" w:line="288" w:lineRule="auto"/>
       <w:jc w:val="both"/>
     </w:pPr>
     <w:rPr>
@@ -4250,7 +4250,7 @@
     <w:pPr>
       <w:keepNext/>
       <w:keepLines/>
-      <w:spacing w:line="360" w:lineRule="auto"/>
+      <w:spacing w:line="288" w:lineRule="auto"/>
       <w:jc w:val="both"/>
     </w:pPr>
     <w:rPr>
@@ -4266,7 +4266,7 @@
     <w:pPr>
       <w:keepNext/>
       <w:keepLines/>
-      <w:spacing w:line="360" w:lineRule="auto"/>
+      <w:spacing w:line="288" w:lineRule="auto"/>
       <w:jc w:val="both"/>
     </w:pPr>
     <w:rPr>
@@ -4284,7 +4284,7 @@
       <w:keepNext/>
       <w:keepLines/>
       <w:jc w:val="both"/>
-      <w:spacing w:after="0" w:before="300" w:line="360" w:lineRule="auto"/>
+      <w:spacing w:after="0" w:before="300" w:line="288" w:lineRule="auto"/>
     </w:pPr>
     <w:rPr>
       <w:color w:val="000000"/>
@@ -4302,7 +4302,7 @@
     <w:pPr>
       <w:keepNext/>
       <w:keepLines/>
-      <w:spacing w:after="300" w:before="100" w:line="360" w:lineRule="auto"/>
+      <w:spacing w:after="300" w:before="100" w:line="288" w:lineRule="auto"/>
       <w:jc w:val="both"/>
     </w:pPr>
     <w:rPr>
@@ -4318,7 +4318,7 @@
     <w:next w:val="Bibliography"/>
     <w:qFormat/>
     <w:pPr>
-      <w:spacing w:line="360" w:lineRule="auto"/>
+      <w:spacing w:line="288" w:lineRule="auto"/>
       <w:jc w:val="both"/>
     </w:pPr>
     <w:rPr>
@@ -4336,7 +4336,7 @@
     <w:pPr>
       <w:keepNext/>
       <w:keepLines/>
-      <w:spacing w:after="0" w:before="480" w:line="360" w:lineRule="auto"/>
+      <w:spacing w:after="0" w:before="480" w:line="288" w:lineRule="auto"/>
       <w:jc w:val="center"/>
       <w:outlineLvl w:val="0"/>
     </w:pPr>
@@ -4345,7 +4345,7 @@
       <w:b/>
       <w:bCs/>
       <w:color w:val="000000"/>
-      <w:sz w:val="32"/>
+      <w:sz w:val="28"/>
       <w:szCs w:val="32"/>
     </w:rPr>
   </w:style>
@@ -4359,7 +4359,7 @@
     <w:pPr>
       <w:keepNext/>
       <w:keepLines/>
-      <w:spacing w:after="0" w:before="200" w:line="360" w:lineRule="auto"/>
+      <w:spacing w:after="0" w:before="200" w:line="288" w:lineRule="auto"/>
       <w:jc w:val="both"/>
       <w:outlineLvl w:val="1"/>
     </w:pPr>
@@ -4368,7 +4368,7 @@
       <w:b/>
       <w:bCs/>
       <w:color w:val="000000"/>
-      <w:sz w:val="28"/>
+      <w:sz w:val="26"/>
       <w:szCs w:val="28"/>
     </w:rPr>
   </w:style>
@@ -4382,7 +4382,7 @@
     <w:pPr>
       <w:keepNext/>
       <w:keepLines/>
-      <w:spacing w:after="0" w:before="200" w:line="360" w:lineRule="auto"/>
+      <w:spacing w:after="0" w:before="200" w:line="288" w:lineRule="auto"/>
       <w:jc w:val="both"/>
       <w:outlineLvl w:val="2"/>
     </w:pPr>
@@ -4405,7 +4405,7 @@
     <w:pPr>
       <w:keepNext/>
       <w:keepLines/>
-      <w:spacing w:after="0" w:before="200" w:line="360" w:lineRule="auto"/>
+      <w:spacing w:after="0" w:before="200" w:line="288" w:lineRule="auto"/>
       <w:jc w:val="both"/>
       <w:outlineLvl w:val="3"/>
     </w:pPr>
@@ -4428,7 +4428,7 @@
     <w:pPr>
       <w:keepNext/>
       <w:keepLines/>
-      <w:spacing w:after="0" w:before="200" w:line="360" w:lineRule="auto"/>
+      <w:spacing w:after="0" w:before="200" w:line="288" w:lineRule="auto"/>
       <w:jc w:val="both"/>
       <w:outlineLvl w:val="4"/>
     </w:pPr>
@@ -4450,7 +4450,7 @@
     <w:pPr>
       <w:keepNext/>
       <w:keepLines/>
-      <w:spacing w:after="0" w:before="200" w:line="360" w:lineRule="auto"/>
+      <w:spacing w:after="0" w:before="200" w:line="288" w:lineRule="auto"/>
       <w:jc w:val="both"/>
       <w:outlineLvl w:val="5"/>
     </w:pPr>
@@ -4471,7 +4471,7 @@
     <w:pPr>
       <w:keepNext/>
       <w:keepLines/>
-      <w:spacing w:after="0" w:before="200" w:line="360" w:lineRule="auto"/>
+      <w:spacing w:after="0" w:before="200" w:line="288" w:lineRule="auto"/>
       <w:jc w:val="both"/>
       <w:outlineLvl w:val="6"/>
     </w:pPr>
@@ -4492,7 +4492,7 @@
     <w:pPr>
       <w:keepNext/>
       <w:keepLines/>
-      <w:spacing w:after="0" w:before="200" w:line="360" w:lineRule="auto"/>
+      <w:spacing w:after="0" w:before="200" w:line="288" w:lineRule="auto"/>
       <w:jc w:val="both"/>
       <w:outlineLvl w:val="7"/>
     </w:pPr>
@@ -4513,7 +4513,7 @@
     <w:pPr>
       <w:keepNext/>
       <w:keepLines/>
-      <w:spacing w:after="0" w:before="200" w:line="360" w:lineRule="auto"/>
+      <w:spacing w:after="0" w:before="200" w:line="288" w:lineRule="auto"/>
       <w:jc w:val="both"/>
       <w:outlineLvl w:val="8"/>
     </w:pPr>
@@ -4532,7 +4532,7 @@
     <w:unhideWhenUsed/>
     <w:qFormat/>
     <w:pPr>
-      <w:spacing w:after="100" w:before="100" w:line="360" w:lineRule="auto"/>
+      <w:spacing w:after="100" w:before="100" w:line="288" w:lineRule="auto"/>
       <w:ind w:firstLine="0" w:left="480" w:right="480"/>
       <w:jc w:val="both"/>
     </w:pPr>
@@ -4550,7 +4550,7 @@
     <w:unhideWhenUsed/>
     <w:qFormat/>
     <w:pPr>
-      <w:spacing w:line="360" w:lineRule="auto"/>
+      <w:spacing w:line="288" w:lineRule="auto"/>
       <w:jc w:val="both"/>
     </w:pPr>
     <w:rPr>
@@ -4576,7 +4576,7 @@
     <w:unhideWhenUsed/>
     <w:qFormat/>
     <w:pPr>
-      <w:spacing w:line="360" w:lineRule="auto"/>
+      <w:spacing w:line="288" w:lineRule="auto"/>
       <w:jc w:val="both"/>
     </w:pPr>
     <w:rPr>
@@ -4616,7 +4616,7 @@
     <w:pPr>
       <w:keepNext/>
       <w:keepLines/>
-      <w:spacing w:after="0" w:line="360" w:lineRule="auto"/>
+      <w:spacing w:after="0" w:line="288" w:lineRule="auto"/>
       <w:jc w:val="both"/>
     </w:pPr>
     <w:rPr>
@@ -4630,7 +4630,7 @@
     <w:name w:val="Definition"/>
     <w:basedOn w:val="Normal"/>
     <w:pPr>
-      <w:spacing w:line="360" w:lineRule="auto"/>
+      <w:spacing w:line="288" w:lineRule="auto"/>
       <w:jc w:val="both"/>
     </w:pPr>
     <w:rPr>
@@ -4644,7 +4644,7 @@
     <w:basedOn w:val="Normal"/>
     <w:link w:val="BodyTextChar"/>
     <w:pPr>
-      <w:spacing w:after="120" w:before="0" w:line="360" w:lineRule="auto"/>
+      <w:spacing w:after="120" w:before="0" w:line="288" w:lineRule="auto"/>
       <w:jc w:val="both"/>
     </w:pPr>
     <w:rPr>
@@ -4659,7 +4659,7 @@
     <w:basedOn w:val="Caption"/>
     <w:pPr>
       <w:keepNext/>
-      <w:spacing w:line="360" w:lineRule="auto"/>
+      <w:spacing w:line="288" w:lineRule="auto"/>
       <w:jc w:val="both"/>
     </w:pPr>
     <w:rPr>
@@ -4672,7 +4672,7 @@
     <w:name w:val="Image Caption"/>
     <w:basedOn w:val="Caption"/>
     <w:pPr>
-      <w:spacing w:line="360" w:lineRule="auto"/>
+      <w:spacing w:line="288" w:lineRule="auto"/>
       <w:jc w:val="both"/>
     </w:pPr>
     <w:rPr>
@@ -4685,7 +4685,7 @@
     <w:name w:val="Figure"/>
     <w:basedOn w:val="Normal"/>
     <w:pPr>
-      <w:spacing w:line="360" w:lineRule="auto"/>
+      <w:spacing w:line="288" w:lineRule="auto"/>
       <w:jc w:val="both"/>
     </w:pPr>
     <w:rPr>
@@ -4699,7 +4699,7 @@
     <w:basedOn w:val="Figure"/>
     <w:pPr>
       <w:keepNext/>
-      <w:spacing w:line="360" w:lineRule="auto"/>
+      <w:spacing w:line="288" w:lineRule="auto"/>
       <w:jc w:val="both"/>
     </w:pPr>
     <w:rPr>
@@ -4763,7 +4763,7 @@
     <w:unhideWhenUsed/>
     <w:qFormat/>
     <w:pPr>
-      <w:spacing w:before="240" w:line="360" w:lineRule="auto"/>
+      <w:spacing w:before="240" w:line="288" w:lineRule="auto"/>
       <w:jc w:val="both"/>
       <w:outlineLvl w:val="9"/>
     </w:pPr>

--- a/dist/SUBMISSION_FINAL/Thesis_LuanAn/chuong_2_tong_quan_tai_lieu.docx
+++ b/dist/SUBMISSION_FINAL/Thesis_LuanAn/chuong_2_tong_quan_tai_lieu.docx
@@ -342,6 +342,59 @@
       </w:pPr>
       <w:r>
         <w:t xml:space="preserve">Mô hình Uppsala cổ điển ra đời trong bối cảnh tiền số, nên đã chịu nhiều thách thức trong thập kỷ gần đây. Các nghiên cứu về doanh nghiệp toàn cầu từ khi khởi sự (born-global firms), tức quốc tế hóa ngay từ đầu mà không theo trình tự tuần tự (Knight &amp; Cavusgil, 2004), về doanh nghiệp đa quốc gia từ thị trường mới nổi với lộ trình quốc tế hóa khác biệt, và về doanh nghiệp nền tảng vươn ra thị trường quốc tế qua nền tảng số mà không cần hiện diện vật lý, đều cho thấy logic của Uppsala không còn phổ quát (Stallkamp &amp; Schotter, 2021; Yang et al., 2025). Luận án không bác bỏ mô hình Uppsala. Thay vào đó, luận án tái định vị nó như một lớp nền lý giải chi phí học hỏi và sự bất định trong giai đoạn đầu quốc tế hóa, đồng thời mở rộng cơ chế học hỏi để bao gồm cả học hỏi tăng cường bằng dữ liệu số (data-augmented learning) trong kỷ nguyên chuyển đổi số, khi dữ liệu từ thị trường nước ngoài có thể được thu thập, xử lý và phân tích nhanh hơn nhiều so với trước; hướng mở rộng này nối tiếp chính lộ trình tiến hóa mà các tác giả Uppsala đã khởi xướng sau 2009 (Vahlne &amp; Johanson, 2017; Vahlne, 2020; Banalieva &amp; Dhanaraj, 2019). Hàm ý cho quan hệ I-P là rõ ràng: chính cơ chế chi phí học hỏi đầu vào cao rồi lợi ích tích lũy về sau của Uppsala tạo nên cơ sở lý luận cho dạng hàm phi tuyến của quan hệ I-P, đặc biệt là giai đoạn đầu chi phí cao trước điểm uốn.</w:t>
+      </w:r>
+    </w:p>
+    <w:p>
+      <w:pPr>
+        <w:pStyle w:val="BodyText"/>
+      </w:pPr>
+      <w:r>
+        <w:t xml:space="preserve">Cùng dòng cập nhật đó, Verbeke (2026) đã phát triển một bản mở rộng quan trọng cho lý thuyết nội bộ hóa cổ điển:</w:t>
+      </w:r>
+      <w:r>
+        <w:t xml:space="preserve"> </w:t>
+      </w:r>
+      <w:r>
+        <w:rPr>
+          <w:bCs/>
+          <w:b/>
+        </w:rPr>
+        <w:t xml:space="preserve">Lý thuyết Nội bộ hóa Mới (New Internalization Theory, NIT)</w:t>
+      </w:r>
+      <w:r>
+        <w:t xml:space="preserve">. NIT bổ sung</w:t>
+      </w:r>
+      <w:r>
+        <w:t xml:space="preserve"> </w:t>
+      </w:r>
+      <w:r>
+        <w:rPr>
+          <w:iCs/>
+          <w:i/>
+        </w:rPr>
+        <w:t xml:space="preserve">bounded reliability</w:t>
+      </w:r>
+      <w:r>
+        <w:t xml:space="preserve"> </w:t>
+      </w:r>
+      <w:r>
+        <w:t xml:space="preserve">(độ tin cậy có giới hạn) như khái niệm bổ trợ cho bounded rationality, định vị resource bundling là cơ chế trung tâm tạo giá trị xuyên biên giới, và đưa Political License to Operate (PLO) cùng năng lực số / trí tuệ nhân tạo vào như hai tham số cắt ngang định hình toàn bộ kiến trúc quản trị doanh nghiệp đa quốc gia trong môi trường thể chế phân mảnh và bất định địa chính trị đương đại. Cách định vị này của Verbeke (2026) tương thích với khung CIMT của luận án: cơ chế</w:t>
+      </w:r>
+      <w:r>
+        <w:t xml:space="preserve"> </w:t>
+      </w:r>
+      <w:r>
+        <w:rPr>
+          <w:iCs/>
+          <w:i/>
+        </w:rPr>
+        <w:t xml:space="preserve">institutional-void amplification</w:t>
+      </w:r>
+      <w:r>
+        <w:t xml:space="preserve"> </w:t>
+      </w:r>
+      <w:r>
+        <w:t xml:space="preserve">(kênh thứ ba của CIMT, §2.5.1) chính là biểu hiện ở cấp vĩ mô của vấn đề bounded reliability mà NIT mô tả, còn taxonomy ICRV (§2.5.2) là công cụ phân loại các dải PLO khác nhau mà doanh nghiệp châu Á đang vận hành.</w:t>
       </w:r>
     </w:p>
     <w:bookmarkEnd w:id="26"/>
